--- a/Лабы/1.1.4/1.1.4.docx
+++ b/Лабы/1.1.4/1.1.4.docx
@@ -1,6 +1,6 @@
 
 <file path=word/document.xml><?xml version="1.0" encoding="utf-8"?>
-<w:document xmlns:wpc="http://schemas.microsoft.com/office/word/2010/wordprocessingCanvas" xmlns:cx="http://schemas.microsoft.com/office/drawing/2014/chartex" xmlns:cx1="http://schemas.microsoft.com/office/drawing/2015/9/8/chartex" xmlns:cx2="http://schemas.microsoft.com/office/drawing/2015/10/21/chartex" xmlns:cx3="http://schemas.microsoft.com/office/drawing/2016/5/9/chartex" xmlns:cx4="http://schemas.microsoft.com/office/drawing/2016/5/10/chartex" xmlns:cx5="http://schemas.microsoft.com/office/drawing/2016/5/11/chartex" xmlns:cx6="http://schemas.microsoft.com/office/drawing/2016/5/12/chartex" xmlns:cx7="http://schemas.microsoft.com/office/drawing/2016/5/13/chartex" xmlns:cx8="http://schemas.microsoft.com/office/drawing/2016/5/14/chartex" xmlns:mc="http://schemas.openxmlformats.org/markup-compatibility/2006" xmlns:aink="http://schemas.microsoft.com/office/drawing/2016/ink" xmlns:am3d="http://schemas.microsoft.com/office/drawing/2017/model3d" xmlns:o="urn:schemas-microsoft-com:office:office" xmlns:r="http://schemas.openxmlformats.org/officeDocument/2006/relationships" xmlns:m="http://schemas.openxmlformats.org/officeDocument/2006/math" xmlns:v="urn:schemas-microsoft-com:vml" xmlns:wp14="http://schemas.microsoft.com/office/word/2010/wordprocessingDrawing" xmlns:wp="http://schemas.openxmlformats.org/drawingml/2006/wordprocessingDrawing" xmlns:w10="urn:schemas-microsoft-com:office:word" xmlns:w="http://schemas.openxmlformats.org/wordprocessingml/2006/main" xmlns:w14="http://schemas.microsoft.com/office/word/2010/wordml" xmlns:w15="http://schemas.microsoft.com/office/word/2012/wordml" xmlns:w16cex="http://schemas.microsoft.com/office/word/2018/wordml/cex" xmlns:w16cid="http://schemas.microsoft.com/office/word/2016/wordml/cid" xmlns:w16="http://schemas.microsoft.com/office/word/2018/wordml" xmlns:w16se="http://schemas.microsoft.com/office/word/2015/wordml/symex" xmlns:wpg="http://schemas.microsoft.com/office/word/2010/wordprocessingGroup" xmlns:wpi="http://schemas.microsoft.com/office/word/2010/wordprocessingInk" xmlns:wne="http://schemas.microsoft.com/office/word/2006/wordml" xmlns:wps="http://schemas.microsoft.com/office/word/2010/wordprocessingShape" mc:Ignorable="w14 w15 w16se w16cid w16 w16cex wp14">
+<w:document xmlns:wpc="http://schemas.microsoft.com/office/word/2010/wordprocessingCanvas" xmlns:cx="http://schemas.microsoft.com/office/drawing/2014/chartex" xmlns:mc="http://schemas.openxmlformats.org/markup-compatibility/2006" xmlns:o="urn:schemas-microsoft-com:office:office" xmlns:r="http://schemas.openxmlformats.org/officeDocument/2006/relationships" xmlns:m="http://schemas.openxmlformats.org/officeDocument/2006/math" xmlns:v="urn:schemas-microsoft-com:vml" xmlns:wp14="http://schemas.microsoft.com/office/word/2010/wordprocessingDrawing" xmlns:wp="http://schemas.openxmlformats.org/drawingml/2006/wordprocessingDrawing" xmlns:w10="urn:schemas-microsoft-com:office:word" xmlns:w="http://schemas.openxmlformats.org/wordprocessingml/2006/main" xmlns:w14="http://schemas.microsoft.com/office/word/2010/wordml" xmlns:w15="http://schemas.microsoft.com/office/word/2012/wordml" xmlns:w16se="http://schemas.microsoft.com/office/word/2015/wordml/symex" xmlns:wpg="http://schemas.microsoft.com/office/word/2010/wordprocessingGroup" xmlns:wpi="http://schemas.microsoft.com/office/word/2010/wordprocessingInk" xmlns:wne="http://schemas.microsoft.com/office/word/2006/wordml" xmlns:wps="http://schemas.microsoft.com/office/word/2010/wordprocessingShape" mc:Ignorable="w14 w15 w16se wp14">
   <w:body>
     <w:p>
       <w:pPr>
@@ -1070,20 +1070,7 @@
           <w:sz w:val="28"/>
           <w:szCs w:val="28"/>
         </w:rPr>
-        <w:t>Теоретические с</w:t>
-      </w:r>
-      <w:bookmarkStart w:id="2" w:name="_GoBack"/>
-      <w:bookmarkEnd w:id="2"/>
-      <w:r>
-        <w:rPr>
-          <w:rFonts w:ascii="Times New Roman" w:hAnsi="Times New Roman" w:cs="Times New Roman"/>
-          <w:b/>
-          <w:bCs/>
-          <w:color w:val="000000" w:themeColor="text1"/>
-          <w:sz w:val="28"/>
-          <w:szCs w:val="28"/>
-        </w:rPr>
-        <w:t>ведения</w:t>
+        <w:t>Теоретические сведения</w:t>
       </w:r>
       <w:bookmarkEnd w:id="1"/>
     </w:p>
@@ -2308,7 +2295,7 @@
           <w:szCs w:val="28"/>
         </w:rPr>
       </w:pPr>
-      <w:bookmarkStart w:id="3" w:name="_Toc209383535"/>
+      <w:bookmarkStart w:id="2" w:name="_Toc209383535"/>
       <w:r>
         <w:rPr>
           <w:rFonts w:ascii="Times New Roman" w:eastAsiaTheme="minorEastAsia" w:hAnsi="Times New Roman" w:cs="Times New Roman"/>
@@ -2320,7 +2307,7 @@
         </w:rPr>
         <w:t>Методика измерений</w:t>
       </w:r>
-      <w:bookmarkEnd w:id="3"/>
+      <w:bookmarkEnd w:id="2"/>
     </w:p>
     <w:p>
       <w:pPr>
@@ -2933,7 +2920,7 @@
           <w:szCs w:val="28"/>
         </w:rPr>
       </w:pPr>
-      <w:bookmarkStart w:id="4" w:name="_Toc209383536"/>
+      <w:bookmarkStart w:id="3" w:name="_Toc209383536"/>
       <w:r>
         <w:rPr>
           <w:rFonts w:ascii="Times New Roman" w:eastAsiaTheme="minorEastAsia" w:hAnsi="Times New Roman" w:cs="Times New Roman"/>
@@ -2945,7 +2932,7 @@
         </w:rPr>
         <w:t>Результаты измерений и обработка данных</w:t>
       </w:r>
-      <w:bookmarkEnd w:id="4"/>
+      <w:bookmarkEnd w:id="3"/>
     </w:p>
     <w:p>
       <w:pPr>
@@ -4512,7 +4499,7 @@
           <w:szCs w:val="28"/>
         </w:rPr>
       </w:pPr>
-      <w:bookmarkStart w:id="5" w:name="_Toc209383537"/>
+      <w:bookmarkStart w:id="4" w:name="_Toc209383537"/>
       <w:r>
         <w:rPr>
           <w:rFonts w:ascii="Times New Roman" w:eastAsiaTheme="minorEastAsia" w:hAnsi="Times New Roman" w:cs="Times New Roman"/>
@@ -4524,7 +4511,7 @@
         </w:rPr>
         <w:t>Обсуждение результатов</w:t>
       </w:r>
-      <w:bookmarkEnd w:id="5"/>
+      <w:bookmarkEnd w:id="4"/>
     </w:p>
     <w:p>
       <w:pPr>
@@ -4574,16 +4561,7 @@
             <w:sz w:val="28"/>
             <w:szCs w:val="28"/>
           </w:rPr>
-          <m:t>τ=</m:t>
-        </m:r>
-        <m:r>
-          <w:rPr>
-            <w:rFonts w:ascii="Cambria Math" w:eastAsiaTheme="minorEastAsia" w:hAnsi="Cambria Math" w:cs="Times New Roman"/>
-            <w:color w:val="000000" w:themeColor="text1"/>
-            <w:sz w:val="28"/>
-            <w:szCs w:val="28"/>
-          </w:rPr>
-          <m:t>30</m:t>
+          <m:t>τ=30</m:t>
         </m:r>
       </m:oMath>
       <w:r>
@@ -4608,7 +4586,7 @@
           <w:szCs w:val="28"/>
         </w:rPr>
       </w:pPr>
-      <w:bookmarkStart w:id="6" w:name="_Toc209383538"/>
+      <w:bookmarkStart w:id="5" w:name="_Toc209383538"/>
       <w:r>
         <w:rPr>
           <w:rFonts w:ascii="Times New Roman" w:eastAsiaTheme="minorEastAsia" w:hAnsi="Times New Roman" w:cs="Times New Roman"/>
@@ -4620,7 +4598,7 @@
         </w:rPr>
         <w:t>Вывод</w:t>
       </w:r>
-      <w:bookmarkEnd w:id="6"/>
+      <w:bookmarkEnd w:id="5"/>
     </w:p>
     <w:p>
       <w:pPr>
@@ -4655,6 +4633,61 @@
         </w:rPr>
         <w:t xml:space="preserve">. </w:t>
       </w:r>
+    </w:p>
+    <w:p>
+      <w:pPr>
+        <w:rPr>
+          <w:rFonts w:ascii="Times New Roman" w:hAnsi="Times New Roman" w:cs="Times New Roman"/>
+          <w:sz w:val="28"/>
+          <w:szCs w:val="28"/>
+        </w:rPr>
+      </w:pPr>
+    </w:p>
+    <w:p>
+      <w:pPr>
+        <w:rPr>
+          <w:rFonts w:ascii="Times New Roman" w:hAnsi="Times New Roman" w:cs="Times New Roman"/>
+          <w:sz w:val="28"/>
+          <w:szCs w:val="28"/>
+        </w:rPr>
+      </w:pPr>
+      <w:r>
+        <w:rPr>
+          <w:rStyle w:val="10"/>
+          <w:rFonts w:ascii="Times New Roman" w:hAnsi="Times New Roman" w:cs="Times New Roman"/>
+          <w:color w:val="auto"/>
+          <w:sz w:val="28"/>
+          <w:szCs w:val="28"/>
+        </w:rPr>
+        <w:t>Доп. задание</w:t>
+      </w:r>
+      <w:r>
+        <w:rPr>
+          <w:rFonts w:ascii="Times New Roman" w:hAnsi="Times New Roman" w:cs="Times New Roman"/>
+          <w:sz w:val="28"/>
+          <w:szCs w:val="28"/>
+        </w:rPr>
+        <w:t xml:space="preserve"> (определить кол-во секунд за которое график переходит в ±равномерный):</w:t>
+      </w:r>
+    </w:p>
+    <w:p>
+      <w:pPr>
+        <w:rPr>
+          <w:rFonts w:ascii="Times New Roman" w:hAnsi="Times New Roman" w:cs="Times New Roman"/>
+          <w:sz w:val="28"/>
+          <w:szCs w:val="28"/>
+        </w:rPr>
+      </w:pPr>
+      <w:r>
+        <w:rPr>
+          <w:rFonts w:ascii="Times New Roman" w:hAnsi="Times New Roman" w:cs="Times New Roman"/>
+          <w:sz w:val="28"/>
+          <w:szCs w:val="28"/>
+        </w:rPr>
+        <w:t>Гистограммы вероятности регистрации для разбиений от 1 до 10 секунд представлены в приложении 3. Можно заметить, что график равномерен при малых разбиениях (меньше 4), затем начинают появляться провалы у пика, на 7 секундах снова примерно равномерный, а затем начинают появляться локальные провалы. В приложениях 2.3 и 2.4 они также наблюдаются.</w:t>
+      </w:r>
+      <w:bookmarkStart w:id="6" w:name="_GoBack"/>
+      <w:bookmarkEnd w:id="6"/>
       <w:r>
         <w:rPr>
           <w:rFonts w:ascii="Times New Roman" w:hAnsi="Times New Roman" w:cs="Times New Roman"/>
@@ -45579,6 +45612,7 @@
           <w:noProof/>
           <w:sz w:val="28"/>
           <w:szCs w:val="28"/>
+          <w:lang w:eastAsia="ru-RU"/>
         </w:rPr>
         <w:drawing>
           <wp:inline distT="0" distB="0" distL="0" distR="0" wp14:anchorId="537B5BC5" wp14:editId="397A4519">
@@ -45665,7 +45699,7 @@
           <w:noProof/>
           <w:sz w:val="28"/>
           <w:szCs w:val="28"/>
-          <w:lang w:val="en-US"/>
+          <w:lang w:eastAsia="ru-RU"/>
         </w:rPr>
         <w:drawing>
           <wp:inline distT="0" distB="0" distL="0" distR="0" wp14:anchorId="41B31BF0" wp14:editId="3B9E7F9F">
@@ -45733,7 +45767,7 @@
           <w:szCs w:val="28"/>
         </w:rPr>
         <w:lastRenderedPageBreak/>
-        <w:t>Приложение 2.2</w:t>
+        <w:t>Приложение 2.3</w:t>
       </w:r>
     </w:p>
     <w:p>
@@ -45752,7 +45786,7 @@
           <w:noProof/>
           <w:sz w:val="28"/>
           <w:szCs w:val="28"/>
-          <w:lang w:val="en-US"/>
+          <w:lang w:eastAsia="ru-RU"/>
         </w:rPr>
         <w:drawing>
           <wp:inline distT="0" distB="0" distL="0" distR="0" wp14:anchorId="5BEEE4F1" wp14:editId="1EE6FD78">
@@ -45821,7 +45855,7 @@
           <w:sz w:val="28"/>
           <w:szCs w:val="28"/>
         </w:rPr>
-        <w:t>Приложение 2.2</w:t>
+        <w:t>Приложение 2.4</w:t>
       </w:r>
     </w:p>
     <w:p>
@@ -45840,7 +45874,7 @@
           <w:noProof/>
           <w:sz w:val="28"/>
           <w:szCs w:val="28"/>
-          <w:lang w:val="en-US"/>
+          <w:lang w:eastAsia="ru-RU"/>
         </w:rPr>
         <w:drawing>
           <wp:inline distT="0" distB="0" distL="0" distR="0" wp14:anchorId="6130AE0C" wp14:editId="57E19A66">
@@ -45885,6 +45919,548 @@
         </w:drawing>
       </w:r>
     </w:p>
+    <w:p>
+      <w:pPr>
+        <w:ind w:left="-993"/>
+        <w:rPr>
+          <w:rFonts w:ascii="Times New Roman" w:hAnsi="Times New Roman" w:cs="Times New Roman"/>
+          <w:sz w:val="28"/>
+          <w:szCs w:val="28"/>
+          <w:lang w:val="en-US"/>
+        </w:rPr>
+      </w:pPr>
+    </w:p>
+    <w:p>
+      <w:pPr>
+        <w:rPr>
+          <w:rFonts w:ascii="Times New Roman" w:hAnsi="Times New Roman" w:cs="Times New Roman"/>
+          <w:sz w:val="28"/>
+          <w:szCs w:val="28"/>
+        </w:rPr>
+      </w:pPr>
+      <w:r>
+        <w:rPr>
+          <w:rFonts w:ascii="Times New Roman" w:hAnsi="Times New Roman" w:cs="Times New Roman"/>
+          <w:sz w:val="28"/>
+          <w:szCs w:val="28"/>
+        </w:rPr>
+        <w:lastRenderedPageBreak/>
+        <w:t>Приложение 3</w:t>
+      </w:r>
+    </w:p>
+    <w:p>
+      <w:pPr>
+        <w:rPr>
+          <w:rFonts w:ascii="Times New Roman" w:hAnsi="Times New Roman" w:cs="Times New Roman"/>
+          <w:sz w:val="28"/>
+          <w:szCs w:val="28"/>
+        </w:rPr>
+      </w:pPr>
+      <w:r>
+        <w:rPr>
+          <w:rFonts w:ascii="Times New Roman" w:hAnsi="Times New Roman" w:cs="Times New Roman"/>
+          <w:noProof/>
+          <w:sz w:val="28"/>
+          <w:szCs w:val="28"/>
+          <w:lang w:eastAsia="ru-RU"/>
+        </w:rPr>
+        <w:drawing>
+          <wp:inline distT="0" distB="0" distL="0" distR="0" wp14:anchorId="5A07777E" wp14:editId="3A128D4C">
+            <wp:extent cx="6390005" cy="3218180"/>
+            <wp:effectExtent l="0" t="0" r="0" b="1270"/>
+            <wp:docPr id="1" name="Рисунок 1"/>
+            <wp:cNvGraphicFramePr>
+              <a:graphicFrameLocks xmlns:a="http://schemas.openxmlformats.org/drawingml/2006/main" noChangeAspect="1"/>
+            </wp:cNvGraphicFramePr>
+            <a:graphic xmlns:a="http://schemas.openxmlformats.org/drawingml/2006/main">
+              <a:graphicData uri="http://schemas.openxmlformats.org/drawingml/2006/picture">
+                <pic:pic xmlns:pic="http://schemas.openxmlformats.org/drawingml/2006/picture">
+                  <pic:nvPicPr>
+                    <pic:cNvPr id="1" name="tau=1.png"/>
+                    <pic:cNvPicPr/>
+                  </pic:nvPicPr>
+                  <pic:blipFill>
+                    <a:blip r:embed="rId6" cstate="print">
+                      <a:extLst>
+                        <a:ext uri="{28A0092B-C50C-407E-A947-70E740481C1C}">
+                          <a14:useLocalDpi xmlns:a14="http://schemas.microsoft.com/office/drawing/2010/main" val="0"/>
+                        </a:ext>
+                      </a:extLst>
+                    </a:blip>
+                    <a:stretch>
+                      <a:fillRect/>
+                    </a:stretch>
+                  </pic:blipFill>
+                  <pic:spPr>
+                    <a:xfrm>
+                      <a:off x="0" y="0"/>
+                      <a:ext cx="6390005" cy="3218180"/>
+                    </a:xfrm>
+                    <a:prstGeom prst="rect">
+                      <a:avLst/>
+                    </a:prstGeom>
+                  </pic:spPr>
+                </pic:pic>
+              </a:graphicData>
+            </a:graphic>
+          </wp:inline>
+        </w:drawing>
+      </w:r>
+      <w:r>
+        <w:rPr>
+          <w:rFonts w:ascii="Times New Roman" w:hAnsi="Times New Roman" w:cs="Times New Roman"/>
+          <w:noProof/>
+          <w:sz w:val="28"/>
+          <w:szCs w:val="28"/>
+          <w:lang w:eastAsia="ru-RU"/>
+        </w:rPr>
+        <w:drawing>
+          <wp:inline distT="0" distB="0" distL="0" distR="0" wp14:anchorId="755E9BBE" wp14:editId="07C1012E">
+            <wp:extent cx="6390005" cy="3136900"/>
+            <wp:effectExtent l="0" t="0" r="0" b="6350"/>
+            <wp:docPr id="2" name="Рисунок 2"/>
+            <wp:cNvGraphicFramePr>
+              <a:graphicFrameLocks xmlns:a="http://schemas.openxmlformats.org/drawingml/2006/main" noChangeAspect="1"/>
+            </wp:cNvGraphicFramePr>
+            <a:graphic xmlns:a="http://schemas.openxmlformats.org/drawingml/2006/main">
+              <a:graphicData uri="http://schemas.openxmlformats.org/drawingml/2006/picture">
+                <pic:pic xmlns:pic="http://schemas.openxmlformats.org/drawingml/2006/picture">
+                  <pic:nvPicPr>
+                    <pic:cNvPr id="2" name="tau=2.png"/>
+                    <pic:cNvPicPr/>
+                  </pic:nvPicPr>
+                  <pic:blipFill>
+                    <a:blip r:embed="rId10">
+                      <a:extLst>
+                        <a:ext uri="{28A0092B-C50C-407E-A947-70E740481C1C}">
+                          <a14:useLocalDpi xmlns:a14="http://schemas.microsoft.com/office/drawing/2010/main" val="0"/>
+                        </a:ext>
+                      </a:extLst>
+                    </a:blip>
+                    <a:stretch>
+                      <a:fillRect/>
+                    </a:stretch>
+                  </pic:blipFill>
+                  <pic:spPr>
+                    <a:xfrm>
+                      <a:off x="0" y="0"/>
+                      <a:ext cx="6390005" cy="3136900"/>
+                    </a:xfrm>
+                    <a:prstGeom prst="rect">
+                      <a:avLst/>
+                    </a:prstGeom>
+                  </pic:spPr>
+                </pic:pic>
+              </a:graphicData>
+            </a:graphic>
+          </wp:inline>
+        </w:drawing>
+      </w:r>
+      <w:r>
+        <w:rPr>
+          <w:rFonts w:ascii="Times New Roman" w:hAnsi="Times New Roman" w:cs="Times New Roman"/>
+          <w:noProof/>
+          <w:sz w:val="28"/>
+          <w:szCs w:val="28"/>
+          <w:lang w:eastAsia="ru-RU"/>
+        </w:rPr>
+        <w:lastRenderedPageBreak/>
+        <w:drawing>
+          <wp:inline distT="0" distB="0" distL="0" distR="0" wp14:anchorId="5D263E12" wp14:editId="2D428186">
+            <wp:extent cx="6390005" cy="3136900"/>
+            <wp:effectExtent l="0" t="0" r="0" b="6350"/>
+            <wp:docPr id="3" name="Рисунок 3"/>
+            <wp:cNvGraphicFramePr>
+              <a:graphicFrameLocks xmlns:a="http://schemas.openxmlformats.org/drawingml/2006/main" noChangeAspect="1"/>
+            </wp:cNvGraphicFramePr>
+            <a:graphic xmlns:a="http://schemas.openxmlformats.org/drawingml/2006/main">
+              <a:graphicData uri="http://schemas.openxmlformats.org/drawingml/2006/picture">
+                <pic:pic xmlns:pic="http://schemas.openxmlformats.org/drawingml/2006/picture">
+                  <pic:nvPicPr>
+                    <pic:cNvPr id="3" name="tau=3.png"/>
+                    <pic:cNvPicPr/>
+                  </pic:nvPicPr>
+                  <pic:blipFill>
+                    <a:blip r:embed="rId11">
+                      <a:extLst>
+                        <a:ext uri="{28A0092B-C50C-407E-A947-70E740481C1C}">
+                          <a14:useLocalDpi xmlns:a14="http://schemas.microsoft.com/office/drawing/2010/main" val="0"/>
+                        </a:ext>
+                      </a:extLst>
+                    </a:blip>
+                    <a:stretch>
+                      <a:fillRect/>
+                    </a:stretch>
+                  </pic:blipFill>
+                  <pic:spPr>
+                    <a:xfrm>
+                      <a:off x="0" y="0"/>
+                      <a:ext cx="6390005" cy="3136900"/>
+                    </a:xfrm>
+                    <a:prstGeom prst="rect">
+                      <a:avLst/>
+                    </a:prstGeom>
+                  </pic:spPr>
+                </pic:pic>
+              </a:graphicData>
+            </a:graphic>
+          </wp:inline>
+        </w:drawing>
+      </w:r>
+      <w:r>
+        <w:rPr>
+          <w:rFonts w:ascii="Times New Roman" w:hAnsi="Times New Roman" w:cs="Times New Roman"/>
+          <w:noProof/>
+          <w:sz w:val="28"/>
+          <w:szCs w:val="28"/>
+          <w:lang w:eastAsia="ru-RU"/>
+        </w:rPr>
+        <w:drawing>
+          <wp:inline distT="0" distB="0" distL="0" distR="0" wp14:anchorId="2C181CA3" wp14:editId="39F3C998">
+            <wp:extent cx="6390005" cy="3136900"/>
+            <wp:effectExtent l="0" t="0" r="0" b="6350"/>
+            <wp:docPr id="4" name="Рисунок 4"/>
+            <wp:cNvGraphicFramePr>
+              <a:graphicFrameLocks xmlns:a="http://schemas.openxmlformats.org/drawingml/2006/main" noChangeAspect="1"/>
+            </wp:cNvGraphicFramePr>
+            <a:graphic xmlns:a="http://schemas.openxmlformats.org/drawingml/2006/main">
+              <a:graphicData uri="http://schemas.openxmlformats.org/drawingml/2006/picture">
+                <pic:pic xmlns:pic="http://schemas.openxmlformats.org/drawingml/2006/picture">
+                  <pic:nvPicPr>
+                    <pic:cNvPr id="4" name="tau=4.png"/>
+                    <pic:cNvPicPr/>
+                  </pic:nvPicPr>
+                  <pic:blipFill>
+                    <a:blip r:embed="rId12">
+                      <a:extLst>
+                        <a:ext uri="{28A0092B-C50C-407E-A947-70E740481C1C}">
+                          <a14:useLocalDpi xmlns:a14="http://schemas.microsoft.com/office/drawing/2010/main" val="0"/>
+                        </a:ext>
+                      </a:extLst>
+                    </a:blip>
+                    <a:stretch>
+                      <a:fillRect/>
+                    </a:stretch>
+                  </pic:blipFill>
+                  <pic:spPr>
+                    <a:xfrm>
+                      <a:off x="0" y="0"/>
+                      <a:ext cx="6390005" cy="3136900"/>
+                    </a:xfrm>
+                    <a:prstGeom prst="rect">
+                      <a:avLst/>
+                    </a:prstGeom>
+                  </pic:spPr>
+                </pic:pic>
+              </a:graphicData>
+            </a:graphic>
+          </wp:inline>
+        </w:drawing>
+      </w:r>
+      <w:r>
+        <w:rPr>
+          <w:rFonts w:ascii="Times New Roman" w:hAnsi="Times New Roman" w:cs="Times New Roman"/>
+          <w:noProof/>
+          <w:sz w:val="28"/>
+          <w:szCs w:val="28"/>
+          <w:lang w:eastAsia="ru-RU"/>
+        </w:rPr>
+        <w:lastRenderedPageBreak/>
+        <w:drawing>
+          <wp:inline distT="0" distB="0" distL="0" distR="0" wp14:anchorId="475E22C9" wp14:editId="32896C92">
+            <wp:extent cx="6390005" cy="3218180"/>
+            <wp:effectExtent l="0" t="0" r="0" b="1270"/>
+            <wp:docPr id="5" name="Рисунок 5"/>
+            <wp:cNvGraphicFramePr>
+              <a:graphicFrameLocks xmlns:a="http://schemas.openxmlformats.org/drawingml/2006/main" noChangeAspect="1"/>
+            </wp:cNvGraphicFramePr>
+            <a:graphic xmlns:a="http://schemas.openxmlformats.org/drawingml/2006/main">
+              <a:graphicData uri="http://schemas.openxmlformats.org/drawingml/2006/picture">
+                <pic:pic xmlns:pic="http://schemas.openxmlformats.org/drawingml/2006/picture">
+                  <pic:nvPicPr>
+                    <pic:cNvPr id="5" name="tau=5.png"/>
+                    <pic:cNvPicPr/>
+                  </pic:nvPicPr>
+                  <pic:blipFill>
+                    <a:blip r:embed="rId7" cstate="print">
+                      <a:extLst>
+                        <a:ext uri="{28A0092B-C50C-407E-A947-70E740481C1C}">
+                          <a14:useLocalDpi xmlns:a14="http://schemas.microsoft.com/office/drawing/2010/main" val="0"/>
+                        </a:ext>
+                      </a:extLst>
+                    </a:blip>
+                    <a:stretch>
+                      <a:fillRect/>
+                    </a:stretch>
+                  </pic:blipFill>
+                  <pic:spPr>
+                    <a:xfrm>
+                      <a:off x="0" y="0"/>
+                      <a:ext cx="6390005" cy="3218180"/>
+                    </a:xfrm>
+                    <a:prstGeom prst="rect">
+                      <a:avLst/>
+                    </a:prstGeom>
+                  </pic:spPr>
+                </pic:pic>
+              </a:graphicData>
+            </a:graphic>
+          </wp:inline>
+        </w:drawing>
+      </w:r>
+      <w:r>
+        <w:rPr>
+          <w:rFonts w:ascii="Times New Roman" w:hAnsi="Times New Roman" w:cs="Times New Roman"/>
+          <w:noProof/>
+          <w:sz w:val="28"/>
+          <w:szCs w:val="28"/>
+          <w:lang w:eastAsia="ru-RU"/>
+        </w:rPr>
+        <w:drawing>
+          <wp:inline distT="0" distB="0" distL="0" distR="0" wp14:anchorId="5621442A" wp14:editId="55F59CCE">
+            <wp:extent cx="6390005" cy="3136900"/>
+            <wp:effectExtent l="0" t="0" r="0" b="6350"/>
+            <wp:docPr id="6" name="Рисунок 6"/>
+            <wp:cNvGraphicFramePr>
+              <a:graphicFrameLocks xmlns:a="http://schemas.openxmlformats.org/drawingml/2006/main" noChangeAspect="1"/>
+            </wp:cNvGraphicFramePr>
+            <a:graphic xmlns:a="http://schemas.openxmlformats.org/drawingml/2006/main">
+              <a:graphicData uri="http://schemas.openxmlformats.org/drawingml/2006/picture">
+                <pic:pic xmlns:pic="http://schemas.openxmlformats.org/drawingml/2006/picture">
+                  <pic:nvPicPr>
+                    <pic:cNvPr id="6" name="tau=6.png"/>
+                    <pic:cNvPicPr/>
+                  </pic:nvPicPr>
+                  <pic:blipFill>
+                    <a:blip r:embed="rId13">
+                      <a:extLst>
+                        <a:ext uri="{28A0092B-C50C-407E-A947-70E740481C1C}">
+                          <a14:useLocalDpi xmlns:a14="http://schemas.microsoft.com/office/drawing/2010/main" val="0"/>
+                        </a:ext>
+                      </a:extLst>
+                    </a:blip>
+                    <a:stretch>
+                      <a:fillRect/>
+                    </a:stretch>
+                  </pic:blipFill>
+                  <pic:spPr>
+                    <a:xfrm>
+                      <a:off x="0" y="0"/>
+                      <a:ext cx="6390005" cy="3136900"/>
+                    </a:xfrm>
+                    <a:prstGeom prst="rect">
+                      <a:avLst/>
+                    </a:prstGeom>
+                  </pic:spPr>
+                </pic:pic>
+              </a:graphicData>
+            </a:graphic>
+          </wp:inline>
+        </w:drawing>
+      </w:r>
+      <w:r>
+        <w:rPr>
+          <w:rFonts w:ascii="Times New Roman" w:hAnsi="Times New Roman" w:cs="Times New Roman"/>
+          <w:noProof/>
+          <w:sz w:val="28"/>
+          <w:szCs w:val="28"/>
+          <w:lang w:eastAsia="ru-RU"/>
+        </w:rPr>
+        <w:lastRenderedPageBreak/>
+        <w:drawing>
+          <wp:inline distT="0" distB="0" distL="0" distR="0" wp14:anchorId="6F3B6189" wp14:editId="2E64869F">
+            <wp:extent cx="6390005" cy="3136900"/>
+            <wp:effectExtent l="0" t="0" r="0" b="6350"/>
+            <wp:docPr id="7" name="Рисунок 7"/>
+            <wp:cNvGraphicFramePr>
+              <a:graphicFrameLocks xmlns:a="http://schemas.openxmlformats.org/drawingml/2006/main" noChangeAspect="1"/>
+            </wp:cNvGraphicFramePr>
+            <a:graphic xmlns:a="http://schemas.openxmlformats.org/drawingml/2006/main">
+              <a:graphicData uri="http://schemas.openxmlformats.org/drawingml/2006/picture">
+                <pic:pic xmlns:pic="http://schemas.openxmlformats.org/drawingml/2006/picture">
+                  <pic:nvPicPr>
+                    <pic:cNvPr id="7" name="tau=7.png"/>
+                    <pic:cNvPicPr/>
+                  </pic:nvPicPr>
+                  <pic:blipFill>
+                    <a:blip r:embed="rId14">
+                      <a:extLst>
+                        <a:ext uri="{28A0092B-C50C-407E-A947-70E740481C1C}">
+                          <a14:useLocalDpi xmlns:a14="http://schemas.microsoft.com/office/drawing/2010/main" val="0"/>
+                        </a:ext>
+                      </a:extLst>
+                    </a:blip>
+                    <a:stretch>
+                      <a:fillRect/>
+                    </a:stretch>
+                  </pic:blipFill>
+                  <pic:spPr>
+                    <a:xfrm>
+                      <a:off x="0" y="0"/>
+                      <a:ext cx="6390005" cy="3136900"/>
+                    </a:xfrm>
+                    <a:prstGeom prst="rect">
+                      <a:avLst/>
+                    </a:prstGeom>
+                  </pic:spPr>
+                </pic:pic>
+              </a:graphicData>
+            </a:graphic>
+          </wp:inline>
+        </w:drawing>
+      </w:r>
+      <w:r>
+        <w:rPr>
+          <w:rFonts w:ascii="Times New Roman" w:hAnsi="Times New Roman" w:cs="Times New Roman"/>
+          <w:noProof/>
+          <w:sz w:val="28"/>
+          <w:szCs w:val="28"/>
+          <w:lang w:eastAsia="ru-RU"/>
+        </w:rPr>
+        <w:drawing>
+          <wp:inline distT="0" distB="0" distL="0" distR="0" wp14:anchorId="02987B39" wp14:editId="079B2DA3">
+            <wp:extent cx="6390005" cy="3136900"/>
+            <wp:effectExtent l="0" t="0" r="0" b="6350"/>
+            <wp:docPr id="12" name="Рисунок 12"/>
+            <wp:cNvGraphicFramePr>
+              <a:graphicFrameLocks xmlns:a="http://schemas.openxmlformats.org/drawingml/2006/main" noChangeAspect="1"/>
+            </wp:cNvGraphicFramePr>
+            <a:graphic xmlns:a="http://schemas.openxmlformats.org/drawingml/2006/main">
+              <a:graphicData uri="http://schemas.openxmlformats.org/drawingml/2006/picture">
+                <pic:pic xmlns:pic="http://schemas.openxmlformats.org/drawingml/2006/picture">
+                  <pic:nvPicPr>
+                    <pic:cNvPr id="12" name="tau=8.png"/>
+                    <pic:cNvPicPr/>
+                  </pic:nvPicPr>
+                  <pic:blipFill>
+                    <a:blip r:embed="rId15">
+                      <a:extLst>
+                        <a:ext uri="{28A0092B-C50C-407E-A947-70E740481C1C}">
+                          <a14:useLocalDpi xmlns:a14="http://schemas.microsoft.com/office/drawing/2010/main" val="0"/>
+                        </a:ext>
+                      </a:extLst>
+                    </a:blip>
+                    <a:stretch>
+                      <a:fillRect/>
+                    </a:stretch>
+                  </pic:blipFill>
+                  <pic:spPr>
+                    <a:xfrm>
+                      <a:off x="0" y="0"/>
+                      <a:ext cx="6390005" cy="3136900"/>
+                    </a:xfrm>
+                    <a:prstGeom prst="rect">
+                      <a:avLst/>
+                    </a:prstGeom>
+                  </pic:spPr>
+                </pic:pic>
+              </a:graphicData>
+            </a:graphic>
+          </wp:inline>
+        </w:drawing>
+      </w:r>
+      <w:r>
+        <w:rPr>
+          <w:rFonts w:ascii="Times New Roman" w:hAnsi="Times New Roman" w:cs="Times New Roman"/>
+          <w:noProof/>
+          <w:sz w:val="28"/>
+          <w:szCs w:val="28"/>
+          <w:lang w:eastAsia="ru-RU"/>
+        </w:rPr>
+        <w:lastRenderedPageBreak/>
+        <w:drawing>
+          <wp:inline distT="0" distB="0" distL="0" distR="0" wp14:anchorId="7B419A17" wp14:editId="1787408F">
+            <wp:extent cx="6390005" cy="3136900"/>
+            <wp:effectExtent l="0" t="0" r="0" b="6350"/>
+            <wp:docPr id="13" name="Рисунок 13"/>
+            <wp:cNvGraphicFramePr>
+              <a:graphicFrameLocks xmlns:a="http://schemas.openxmlformats.org/drawingml/2006/main" noChangeAspect="1"/>
+            </wp:cNvGraphicFramePr>
+            <a:graphic xmlns:a="http://schemas.openxmlformats.org/drawingml/2006/main">
+              <a:graphicData uri="http://schemas.openxmlformats.org/drawingml/2006/picture">
+                <pic:pic xmlns:pic="http://schemas.openxmlformats.org/drawingml/2006/picture">
+                  <pic:nvPicPr>
+                    <pic:cNvPr id="13" name="tau=9.png"/>
+                    <pic:cNvPicPr/>
+                  </pic:nvPicPr>
+                  <pic:blipFill>
+                    <a:blip r:embed="rId16">
+                      <a:extLst>
+                        <a:ext uri="{28A0092B-C50C-407E-A947-70E740481C1C}">
+                          <a14:useLocalDpi xmlns:a14="http://schemas.microsoft.com/office/drawing/2010/main" val="0"/>
+                        </a:ext>
+                      </a:extLst>
+                    </a:blip>
+                    <a:stretch>
+                      <a:fillRect/>
+                    </a:stretch>
+                  </pic:blipFill>
+                  <pic:spPr>
+                    <a:xfrm>
+                      <a:off x="0" y="0"/>
+                      <a:ext cx="6390005" cy="3136900"/>
+                    </a:xfrm>
+                    <a:prstGeom prst="rect">
+                      <a:avLst/>
+                    </a:prstGeom>
+                  </pic:spPr>
+                </pic:pic>
+              </a:graphicData>
+            </a:graphic>
+          </wp:inline>
+        </w:drawing>
+      </w:r>
+      <w:r>
+        <w:rPr>
+          <w:rFonts w:ascii="Times New Roman" w:hAnsi="Times New Roman" w:cs="Times New Roman"/>
+          <w:noProof/>
+          <w:sz w:val="28"/>
+          <w:szCs w:val="28"/>
+          <w:lang w:eastAsia="ru-RU"/>
+        </w:rPr>
+        <w:drawing>
+          <wp:inline distT="0" distB="0" distL="0" distR="0" wp14:anchorId="5832F8C2" wp14:editId="1EBCF786">
+            <wp:extent cx="6390005" cy="3136900"/>
+            <wp:effectExtent l="0" t="0" r="0" b="6350"/>
+            <wp:docPr id="14" name="Рисунок 14"/>
+            <wp:cNvGraphicFramePr>
+              <a:graphicFrameLocks xmlns:a="http://schemas.openxmlformats.org/drawingml/2006/main" noChangeAspect="1"/>
+            </wp:cNvGraphicFramePr>
+            <a:graphic xmlns:a="http://schemas.openxmlformats.org/drawingml/2006/main">
+              <a:graphicData uri="http://schemas.openxmlformats.org/drawingml/2006/picture">
+                <pic:pic xmlns:pic="http://schemas.openxmlformats.org/drawingml/2006/picture">
+                  <pic:nvPicPr>
+                    <pic:cNvPr id="14" name="tau=10.png"/>
+                    <pic:cNvPicPr/>
+                  </pic:nvPicPr>
+                  <pic:blipFill>
+                    <a:blip r:embed="rId17">
+                      <a:extLst>
+                        <a:ext uri="{28A0092B-C50C-407E-A947-70E740481C1C}">
+                          <a14:useLocalDpi xmlns:a14="http://schemas.microsoft.com/office/drawing/2010/main" val="0"/>
+                        </a:ext>
+                      </a:extLst>
+                    </a:blip>
+                    <a:stretch>
+                      <a:fillRect/>
+                    </a:stretch>
+                  </pic:blipFill>
+                  <pic:spPr>
+                    <a:xfrm>
+                      <a:off x="0" y="0"/>
+                      <a:ext cx="6390005" cy="3136900"/>
+                    </a:xfrm>
+                    <a:prstGeom prst="rect">
+                      <a:avLst/>
+                    </a:prstGeom>
+                  </pic:spPr>
+                </pic:pic>
+              </a:graphicData>
+            </a:graphic>
+          </wp:inline>
+        </w:drawing>
+      </w:r>
+    </w:p>
     <w:sectPr>
       <w:pgSz w:w="11906" w:h="16838"/>
       <w:pgMar w:top="1134" w:right="850" w:bottom="1134" w:left="993" w:header="708" w:footer="708" w:gutter="0"/>
@@ -45896,7 +46472,7 @@
 </file>
 
 <file path=word/numbering.xml><?xml version="1.0" encoding="utf-8"?>
-<w:numbering xmlns:wpc="http://schemas.microsoft.com/office/word/2010/wordprocessingCanvas" xmlns:cx="http://schemas.microsoft.com/office/drawing/2014/chartex" xmlns:cx1="http://schemas.microsoft.com/office/drawing/2015/9/8/chartex" xmlns:cx2="http://schemas.microsoft.com/office/drawing/2015/10/21/chartex" xmlns:cx3="http://schemas.microsoft.com/office/drawing/2016/5/9/chartex" xmlns:cx4="http://schemas.microsoft.com/office/drawing/2016/5/10/chartex" xmlns:cx5="http://schemas.microsoft.com/office/drawing/2016/5/11/chartex" xmlns:cx6="http://schemas.microsoft.com/office/drawing/2016/5/12/chartex" xmlns:cx7="http://schemas.microsoft.com/office/drawing/2016/5/13/chartex" xmlns:cx8="http://schemas.microsoft.com/office/drawing/2016/5/14/chartex" xmlns:mc="http://schemas.openxmlformats.org/markup-compatibility/2006" xmlns:aink="http://schemas.microsoft.com/office/drawing/2016/ink" xmlns:am3d="http://schemas.microsoft.com/office/drawing/2017/model3d" xmlns:o="urn:schemas-microsoft-com:office:office" xmlns:r="http://schemas.openxmlformats.org/officeDocument/2006/relationships" xmlns:m="http://schemas.openxmlformats.org/officeDocument/2006/math" xmlns:v="urn:schemas-microsoft-com:vml" xmlns:wp14="http://schemas.microsoft.com/office/word/2010/wordprocessingDrawing" xmlns:wp="http://schemas.openxmlformats.org/drawingml/2006/wordprocessingDrawing" xmlns:w10="urn:schemas-microsoft-com:office:word" xmlns:w="http://schemas.openxmlformats.org/wordprocessingml/2006/main" xmlns:w14="http://schemas.microsoft.com/office/word/2010/wordml" xmlns:w15="http://schemas.microsoft.com/office/word/2012/wordml" xmlns:w16cex="http://schemas.microsoft.com/office/word/2018/wordml/cex" xmlns:w16cid="http://schemas.microsoft.com/office/word/2016/wordml/cid" xmlns:w16="http://schemas.microsoft.com/office/word/2018/wordml" xmlns:w16se="http://schemas.microsoft.com/office/word/2015/wordml/symex" xmlns:wpg="http://schemas.microsoft.com/office/word/2010/wordprocessingGroup" xmlns:wpi="http://schemas.microsoft.com/office/word/2010/wordprocessingInk" xmlns:wne="http://schemas.microsoft.com/office/word/2006/wordml" xmlns:wps="http://schemas.microsoft.com/office/word/2010/wordprocessingShape" mc:Ignorable="w14 w15 w16se w16cid w16 w16cex wp14">
+<w:numbering xmlns:wpc="http://schemas.microsoft.com/office/word/2010/wordprocessingCanvas" xmlns:cx="http://schemas.microsoft.com/office/drawing/2014/chartex" xmlns:mc="http://schemas.openxmlformats.org/markup-compatibility/2006" xmlns:o="urn:schemas-microsoft-com:office:office" xmlns:r="http://schemas.openxmlformats.org/officeDocument/2006/relationships" xmlns:m="http://schemas.openxmlformats.org/officeDocument/2006/math" xmlns:v="urn:schemas-microsoft-com:vml" xmlns:wp14="http://schemas.microsoft.com/office/word/2010/wordprocessingDrawing" xmlns:wp="http://schemas.openxmlformats.org/drawingml/2006/wordprocessingDrawing" xmlns:w10="urn:schemas-microsoft-com:office:word" xmlns:w="http://schemas.openxmlformats.org/wordprocessingml/2006/main" xmlns:w14="http://schemas.microsoft.com/office/word/2010/wordml" xmlns:w15="http://schemas.microsoft.com/office/word/2012/wordml" xmlns:w16se="http://schemas.microsoft.com/office/word/2015/wordml/symex" xmlns:wpg="http://schemas.microsoft.com/office/word/2010/wordprocessingGroup" xmlns:wpi="http://schemas.microsoft.com/office/word/2010/wordprocessingInk" xmlns:wne="http://schemas.microsoft.com/office/word/2006/wordml" xmlns:wps="http://schemas.microsoft.com/office/word/2010/wordprocessingShape" mc:Ignorable="w14 w15 w16se wp14">
   <w:abstractNum w:abstractNumId="0" w15:restartNumberingAfterBreak="0">
     <w:nsid w:val="04277592"/>
     <w:multiLevelType w:val="hybridMultilevel"/>
@@ -46637,7 +47213,7 @@
 </file>
 
 <file path=word/styles.xml><?xml version="1.0" encoding="utf-8"?>
-<w:styles xmlns:mc="http://schemas.openxmlformats.org/markup-compatibility/2006" xmlns:r="http://schemas.openxmlformats.org/officeDocument/2006/relationships" xmlns:w="http://schemas.openxmlformats.org/wordprocessingml/2006/main" xmlns:w14="http://schemas.microsoft.com/office/word/2010/wordml" xmlns:w15="http://schemas.microsoft.com/office/word/2012/wordml" xmlns:w16cex="http://schemas.microsoft.com/office/word/2018/wordml/cex" xmlns:w16cid="http://schemas.microsoft.com/office/word/2016/wordml/cid" xmlns:w16="http://schemas.microsoft.com/office/word/2018/wordml" xmlns:w16se="http://schemas.microsoft.com/office/word/2015/wordml/symex" mc:Ignorable="w14 w15 w16se w16cid w16 w16cex">
+<w:styles xmlns:mc="http://schemas.openxmlformats.org/markup-compatibility/2006" xmlns:r="http://schemas.openxmlformats.org/officeDocument/2006/relationships" xmlns:w="http://schemas.openxmlformats.org/wordprocessingml/2006/main" xmlns:w14="http://schemas.microsoft.com/office/word/2010/wordml" xmlns:w15="http://schemas.microsoft.com/office/word/2012/wordml" xmlns:w16se="http://schemas.microsoft.com/office/word/2015/wordml/symex" mc:Ignorable="w14 w15 w16se">
   <w:docDefaults>
     <w:rPrDefault>
       <w:rPr>
@@ -46653,7 +47229,7 @@
       </w:pPr>
     </w:pPrDefault>
   </w:docDefaults>
-  <w:latentStyles w:defLockedState="0" w:defUIPriority="99" w:defSemiHidden="0" w:defUnhideWhenUsed="0" w:defQFormat="0" w:count="376">
+  <w:latentStyles w:defLockedState="0" w:defUIPriority="99" w:defSemiHidden="0" w:defUnhideWhenUsed="0" w:defQFormat="0" w:count="371">
     <w:lsdException w:name="Normal" w:uiPriority="0" w:qFormat="1"/>
     <w:lsdException w:name="heading 1" w:uiPriority="9" w:qFormat="1"/>
     <w:lsdException w:name="heading 2" w:semiHidden="1" w:uiPriority="9" w:unhideWhenUsed="1" w:qFormat="1"/>
@@ -47025,11 +47601,6 @@
     <w:lsdException w:name="List Table 5 Dark Accent 6" w:uiPriority="50"/>
     <w:lsdException w:name="List Table 6 Colorful Accent 6" w:uiPriority="51"/>
     <w:lsdException w:name="List Table 7 Colorful Accent 6" w:uiPriority="52"/>
-    <w:lsdException w:name="Mention" w:semiHidden="1" w:unhideWhenUsed="1"/>
-    <w:lsdException w:name="Smart Hyperlink" w:semiHidden="1" w:unhideWhenUsed="1"/>
-    <w:lsdException w:name="Hashtag" w:semiHidden="1" w:unhideWhenUsed="1"/>
-    <w:lsdException w:name="Unresolved Mention" w:semiHidden="1" w:unhideWhenUsed="1"/>
-    <w:lsdException w:name="Smart Link" w:semiHidden="1" w:unhideWhenUsed="1"/>
   </w:latentStyles>
   <w:style w:type="paragraph" w:default="1" w:styleId="a">
     <w:name w:val="Normal"/>
@@ -47508,7 +48079,7 @@
 </file>
 
 <file path=customXml/itemProps1.xml><?xml version="1.0" encoding="utf-8"?>
-<ds:datastoreItem xmlns:ds="http://schemas.openxmlformats.org/officeDocument/2006/customXml" ds:itemID="{1C452ECD-ADE4-4A35-9218-7ACB971DE904}">
+<ds:datastoreItem xmlns:ds="http://schemas.openxmlformats.org/officeDocument/2006/customXml" ds:itemID="{CF36BB12-615E-40D8-B602-DDAE95F2D409}">
   <ds:schemaRefs>
     <ds:schemaRef ds:uri="http://schemas.openxmlformats.org/officeDocument/2006/bibliography"/>
   </ds:schemaRefs>
